--- a/manuscript/SRAM_Vmin_IEEE_KR.docx
+++ b/manuscript/SRAM_Vmin_IEEE_KR.docx
@@ -6503,7 +6503,7 @@
           <w:sz w:val="20"/>
           <w:szCs w:val="20"/>
         </w:rPr>
-        <w:t xml:space="preserve"> RMSE가 각각 +7.0 mV, +10.2 mV 늘어난다(Table VI, Fig. 7). 조건 수와 MC 깊이는 독립적인 손잡이가 아니다. 둘 다 σ 추정을 거쳐 오차에 들어오기 때문에, 함께 줄였을 때의 손해가 따로 줄였을 때의 합보다 작다.</w:t>
+        <w:t xml:space="preserve"> RMSE가 각각 +3.5 mV, +2.8 mV 늘어난다(Table VI, Fig. 7). 조건 수와 MC 깊이는 독립적인 손잡이가 아니다. 둘 다 σ 추정을 거쳐 오차에 들어오기 때문에, 함께 줄였을 때의 손해가 따로 줄였을 때의 합보다 작다.</w:t>
       </w:r>
     </w:p>
     <w:p>
@@ -6796,7 +6796,7 @@
                 <w:sz w:val="16"/>
                 <w:szCs w:val="16"/>
               </w:rPr>
-              <w:t xml:space="preserve">10.95 mV</w:t>
+              <w:t xml:space="preserve">7.51 mV</w:t>
             </w:r>
           </w:p>
         </w:tc>
@@ -6823,7 +6823,7 @@
                 <w:sz w:val="16"/>
                 <w:szCs w:val="16"/>
               </w:rPr>
-              <w:t xml:space="preserve">15.83 mV</w:t>
+              <w:t xml:space="preserve">8.46 mV</w:t>
             </w:r>
           </w:p>
         </w:tc>
@@ -6983,7 +6983,7 @@
                 <w:sz w:val="16"/>
                 <w:szCs w:val="16"/>
               </w:rPr>
-              <w:t xml:space="preserve">+7.0 mV</w:t>
+              <w:t xml:space="preserve">+3.5 mV</w:t>
             </w:r>
           </w:p>
         </w:tc>
@@ -7010,7 +7010,7 @@
                 <w:sz w:val="16"/>
                 <w:szCs w:val="16"/>
               </w:rPr>
-              <w:t xml:space="preserve">+10.2 mV</w:t>
+              <w:t xml:space="preserve">+2.8 mV</w:t>
             </w:r>
           </w:p>
         </w:tc>
@@ -7132,7 +7132,7 @@
           <w:sz w:val="16"/>
           <w:szCs w:val="16"/>
         </w:rPr>
-        <w:t xml:space="preserve"> RMSE +7.0 mV다.</w:t>
+        <w:t xml:space="preserve"> RMSE +3.5 mV다.</w:t>
       </w:r>
     </w:p>
     <w:p>
